--- a/Lab1/usecase_flow_document.docx
+++ b/Lab1/usecase_flow_document.docx
@@ -22,293 +22,62 @@
         <w:t>Student Project Portfolio &amp; Showcase App</w:t>
       </w:r>
     </w:p>
-    <w:tbl>
-      <w:tblPr>
-        <w:tblStyle w:val="TableGrid"/>
-        <w:tblW w:w="9000" w:type="dxa"/>
-        <w:tblLook w:val="04A0" w:firstRow="1" w:lastRow="0" w:firstColumn="1" w:lastColumn="0" w:noHBand="0" w:noVBand="1"/>
-      </w:tblPr>
-      <w:tblGrid>
-        <w:gridCol w:w="2400"/>
-        <w:gridCol w:w="6600"/>
-      </w:tblGrid>
-      <w:tr>
-        <w:tc>
-          <w:tcPr>
-            <w:tcW w:w="2400" w:type="dxa"/>
-          </w:tcPr>
-          <w:p>
-            <w:r>
-              <w:rPr>
-                <w:b/>
-                <w:bCs/>
-              </w:rPr>
-              <w:t>Use Case ID</w:t>
-            </w:r>
-          </w:p>
-        </w:tc>
-        <w:tc>
-          <w:tcPr>
-            <w:tcW w:w="6600" w:type="dxa"/>
-          </w:tcPr>
-          <w:p>
-            <w:r>
-              <w:t>UC-06</w:t>
-            </w:r>
-          </w:p>
-        </w:tc>
-      </w:tr>
-      <w:tr>
-        <w:tc>
-          <w:tcPr>
-            <w:tcW w:w="2400" w:type="dxa"/>
-          </w:tcPr>
-          <w:p>
-            <w:r>
-              <w:rPr>
-                <w:b/>
-                <w:bCs/>
-              </w:rPr>
-              <w:t>Use Case Name</w:t>
-            </w:r>
-          </w:p>
-        </w:tc>
-        <w:tc>
-          <w:tcPr>
-            <w:tcW w:w="6600" w:type="dxa"/>
-          </w:tcPr>
-          <w:p>
-            <w:r>
-              <w:t>Cast Public Vote</w:t>
-            </w:r>
-          </w:p>
-        </w:tc>
-      </w:tr>
-      <w:tr>
-        <w:tc>
-          <w:tcPr>
-            <w:tcW w:w="2400" w:type="dxa"/>
-          </w:tcPr>
-          <w:p>
-            <w:r>
-              <w:rPr>
-                <w:b/>
-                <w:bCs/>
-              </w:rPr>
-              <w:t>Primary Actor</w:t>
-            </w:r>
-          </w:p>
-        </w:tc>
-        <w:tc>
-          <w:tcPr>
-            <w:tcW w:w="6600" w:type="dxa"/>
-          </w:tcPr>
-          <w:p>
-            <w:r>
-              <w:t>Public Voter</w:t>
-            </w:r>
-          </w:p>
-        </w:tc>
-      </w:tr>
-      <w:tr>
-        <w:tc>
-          <w:tcPr>
-            <w:tcW w:w="2400" w:type="dxa"/>
-          </w:tcPr>
-          <w:p>
-            <w:r>
-              <w:rPr>
-                <w:b/>
-                <w:bCs/>
-              </w:rPr>
-              <w:t>Supporting Actors</w:t>
-            </w:r>
-          </w:p>
-        </w:tc>
-        <w:tc>
-          <w:tcPr>
-            <w:tcW w:w="6600" w:type="dxa"/>
-          </w:tcPr>
-          <w:p>
-            <w:r>
-              <w:t>System (Identity/OTP Verification Service)</w:t>
-            </w:r>
-          </w:p>
-        </w:tc>
-      </w:tr>
-      <w:tr>
-        <w:tc>
-          <w:tcPr>
-            <w:tcW w:w="2400" w:type="dxa"/>
-          </w:tcPr>
-          <w:p>
-            <w:r>
-              <w:rPr>
-                <w:b/>
-                <w:bCs/>
-              </w:rPr>
-              <w:t>Related Use Cases</w:t>
-            </w:r>
-          </w:p>
-        </w:tc>
-        <w:tc>
-          <w:tcPr>
-            <w:tcW w:w="6600" w:type="dxa"/>
-          </w:tcPr>
-          <w:p>
-            <w:r>
-              <w:t>Includes UC-07 – Verify Voter Identity (mandatory anti-sybil check)</w:t>
-            </w:r>
-          </w:p>
-        </w:tc>
-      </w:tr>
-      <w:tr>
-        <w:tc>
-          <w:tcPr>
-            <w:tcW w:w="2400" w:type="dxa"/>
-          </w:tcPr>
-          <w:p>
-            <w:r>
-              <w:rPr>
-                <w:b/>
-                <w:bCs/>
-              </w:rPr>
-              <w:t>Trigger</w:t>
-            </w:r>
-          </w:p>
-        </w:tc>
-        <w:tc>
-          <w:tcPr>
-            <w:tcW w:w="6600" w:type="dxa"/>
-          </w:tcPr>
-          <w:p>
-            <w:r>
-              <w:t>A public visitor selects “Vote” on a project's showcase profile.</w:t>
-            </w:r>
-          </w:p>
-        </w:tc>
-      </w:tr>
-    </w:tbl>
-    <w:p>
-      <w:pPr>
-        <w:pStyle w:val="Heading1"/>
-      </w:pPr>
-      <w:r>
-        <w:t>Preconditions</w:t>
-      </w:r>
-    </w:p>
-    <w:p>
-      <w:pPr>
-        <w:pStyle w:val="ListParagraph"/>
-        <w:numPr>
-          <w:ilvl w:val="0"/>
-          <w:numId w:val="2"/>
-        </w:numPr>
-      </w:pPr>
-      <w:r>
-        <w:t xml:space="preserve">The showcase </w:t>
-      </w:r>
-      <w:proofErr w:type="spellStart"/>
-      <w:r>
-        <w:t>catalog</w:t>
-      </w:r>
-      <w:proofErr w:type="spellEnd"/>
-      <w:r>
-        <w:t xml:space="preserve"> is published and the project being voted on has an active, approved profile (see UC-01).</w:t>
-      </w:r>
-    </w:p>
-    <w:p>
-      <w:pPr>
-        <w:pStyle w:val="ListParagraph"/>
-        <w:numPr>
-          <w:ilvl w:val="0"/>
-          <w:numId w:val="2"/>
-        </w:numPr>
-      </w:pPr>
-      <w:r>
-        <w:t>Public voting is currently open (within the expo's configured voting window).</w:t>
-      </w:r>
-    </w:p>
-    <w:p>
-      <w:pPr>
-        <w:pStyle w:val="ListParagraph"/>
-        <w:numPr>
-          <w:ilvl w:val="0"/>
-          <w:numId w:val="2"/>
-        </w:numPr>
-      </w:pPr>
-      <w:r>
-        <w:t>The voter has network access to the showcase app (web or mobile).</w:t>
-      </w:r>
-    </w:p>
-    <w:p>
-      <w:pPr>
-        <w:pStyle w:val="Heading1"/>
-      </w:pPr>
-      <w:r>
-        <w:t>Postconditions</w:t>
-      </w:r>
-    </w:p>
-    <w:p>
-      <w:r>
-        <w:t>Success: The vote is recorded exactly once against the project, the project's vote count and the real-time leaderboard (UC-08) are updated, and the voter's identity is marked as “has voted” for that project.</w:t>
-      </w:r>
-    </w:p>
-    <w:p>
-      <w:r>
-        <w:t>Failure: No vote is recorded, the leaderboard is unchanged, and the voter is shown the reason (e.g., verification failed or duplicate vote).</w:t>
-      </w:r>
-    </w:p>
-    <w:p>
-      <w:pPr>
-        <w:pStyle w:val="Heading1"/>
-      </w:pPr>
-      <w:r>
-        <w:t>Main Success Scenario</w:t>
-      </w:r>
-    </w:p>
-    <w:p>
-      <w:r>
+    <w:p>
+      <w:pPr>
         <w:rPr>
           <w:b/>
           <w:bCs/>
-        </w:rPr>
-        <w:t xml:space="preserve">1. </w:t>
-      </w:r>
-      <w:r>
-        <w:t xml:space="preserve">The Public Voter browses the showcase </w:t>
-      </w:r>
-      <w:proofErr w:type="spellStart"/>
-      <w:r>
-        <w:t>catalog</w:t>
-      </w:r>
-      <w:proofErr w:type="spellEnd"/>
-      <w:r>
-        <w:t xml:space="preserve"> and opens a project's profile page.</w:t>
-      </w:r>
-    </w:p>
-    <w:p>
+          <w:sz w:val="28"/>
+          <w:szCs w:val="28"/>
+        </w:rPr>
+      </w:pPr>
       <w:r>
         <w:rPr>
           <w:b/>
           <w:bCs/>
-        </w:rPr>
-        <w:t xml:space="preserve">2. </w:t>
-      </w:r>
-      <w:r>
-        <w:t>The Voter taps “Vote for this project.”</w:t>
-      </w:r>
-    </w:p>
-    <w:p>
+          <w:sz w:val="28"/>
+          <w:szCs w:val="28"/>
+        </w:rPr>
+        <w:t xml:space="preserve">Use Case ID: </w:t>
+      </w:r>
+      <w:r>
+        <w:rPr>
+          <w:sz w:val="28"/>
+          <w:szCs w:val="28"/>
+        </w:rPr>
+        <w:t>UC-06</w:t>
+      </w:r>
+    </w:p>
+    <w:p>
+      <w:pPr>
+        <w:rPr>
+          <w:sz w:val="28"/>
+          <w:szCs w:val="28"/>
+        </w:rPr>
+      </w:pPr>
       <w:r>
         <w:rPr>
           <w:b/>
           <w:bCs/>
-        </w:rPr>
-        <w:t xml:space="preserve">3. </w:t>
-      </w:r>
-      <w:r>
-        <w:t>The system checks whether the voter already holds a verified session for this device/identity.</w:t>
+          <w:sz w:val="28"/>
+          <w:szCs w:val="28"/>
+        </w:rPr>
+        <w:t xml:space="preserve">Use Case Name: </w:t>
+      </w:r>
+      <w:r>
+        <w:rPr>
+          <w:sz w:val="28"/>
+          <w:szCs w:val="28"/>
+        </w:rPr>
+        <w:t>Cast Public Vote</w:t>
+      </w:r>
+    </w:p>
+    <w:p>
+      <w:pPr>
+        <w:pStyle w:val="Heading1"/>
+      </w:pPr>
+      <w:r>
+        <w:t>Main Success Scenario</w:t>
       </w:r>
     </w:p>
     <w:p>
@@ -317,10 +86,16 @@
           <w:b/>
           <w:bCs/>
         </w:rPr>
-        <w:t xml:space="preserve">4. </w:t>
-      </w:r>
-      <w:r>
-        <w:t>Since verification is mandatory, the system performs «include» UC-07 – Verify Voter Identity: it sends a one-time password (OTP) to the voter's registered mobile number or email.</w:t>
+        <w:t xml:space="preserve">1. </w:t>
+      </w:r>
+      <w:r>
+        <w:t xml:space="preserve">The Public Voter browses the showcase </w:t>
+      </w:r>
+      <w:r>
+        <w:t>catalogue</w:t>
+      </w:r>
+      <w:r>
+        <w:t xml:space="preserve"> and opens a project's profile page.</w:t>
       </w:r>
     </w:p>
     <w:p>
@@ -329,10 +104,10 @@
           <w:b/>
           <w:bCs/>
         </w:rPr>
-        <w:t xml:space="preserve">5. </w:t>
-      </w:r>
-      <w:r>
-        <w:t>The Voter enters the OTP within the validity window.</w:t>
+        <w:t xml:space="preserve">2. </w:t>
+      </w:r>
+      <w:r>
+        <w:t>The Voter taps “Vote for this project.”</w:t>
       </w:r>
     </w:p>
     <w:p>
@@ -341,10 +116,10 @@
           <w:b/>
           <w:bCs/>
         </w:rPr>
-        <w:t xml:space="preserve">6. </w:t>
-      </w:r>
-      <w:r>
-        <w:t>The system validates the OTP and binds the vote to a single verified voter identity.</w:t>
+        <w:t xml:space="preserve">3. </w:t>
+      </w:r>
+      <w:r>
+        <w:t>The system checks whether the voter already holds a verified session for this device/identity.</w:t>
       </w:r>
     </w:p>
     <w:p>
@@ -353,11 +128,22 @@
           <w:b/>
           <w:bCs/>
         </w:rPr>
-        <w:lastRenderedPageBreak/>
-        <w:t xml:space="preserve">7. </w:t>
-      </w:r>
-      <w:r>
-        <w:t>The system checks that this verified identity has not already voted for this specific project.</w:t>
+        <w:t xml:space="preserve">4. </w:t>
+      </w:r>
+      <w:r>
+        <w:t xml:space="preserve">Since verification is mandatory, the system performs </w:t>
+      </w:r>
+      <w:r>
+        <w:t>the included</w:t>
+      </w:r>
+      <w:r>
+        <w:t xml:space="preserve"> UC-07 </w:t>
+      </w:r>
+      <w:r>
+        <w:t>-</w:t>
+      </w:r>
+      <w:r>
+        <w:t xml:space="preserve"> Verify Voter Identity: it sends a one-time password (OTP) to the voter's registered mobile number or email.</w:t>
       </w:r>
     </w:p>
     <w:p>
@@ -366,10 +152,10 @@
           <w:b/>
           <w:bCs/>
         </w:rPr>
-        <w:t xml:space="preserve">8. </w:t>
-      </w:r>
-      <w:r>
-        <w:t>The system records the vote, increments the project's vote count, and timestamps the transaction.</w:t>
+        <w:t xml:space="preserve">5. </w:t>
+      </w:r>
+      <w:r>
+        <w:t>The Voter enters the OTP within the validity window.</w:t>
       </w:r>
     </w:p>
     <w:p>
@@ -378,10 +164,10 @@
           <w:b/>
           <w:bCs/>
         </w:rPr>
-        <w:t xml:space="preserve">9. </w:t>
-      </w:r>
-      <w:r>
-        <w:t>The system recalculates the combined leaderboard ranking (rubric scores + votes) in real time.</w:t>
+        <w:t xml:space="preserve">6. </w:t>
+      </w:r>
+      <w:r>
+        <w:t>The system validates the OTP and binds the vote to a single verified voter identity.</w:t>
       </w:r>
     </w:p>
     <w:p>
@@ -390,10 +176,16 @@
           <w:b/>
           <w:bCs/>
         </w:rPr>
-        <w:t xml:space="preserve">10. </w:t>
-      </w:r>
-      <w:r>
-        <w:t>The system displays a “Vote recorded” confirmation to the Voter along with the project's updated leaderboard position.</w:t>
+        <w:t xml:space="preserve">7. </w:t>
+      </w:r>
+      <w:r>
+        <w:t xml:space="preserve">The system checks that this verified identity has not already voted for </w:t>
+      </w:r>
+      <w:r>
+        <w:t>the selected category</w:t>
+      </w:r>
+      <w:r>
+        <w:t>.</w:t>
       </w:r>
     </w:p>
     <w:p>
@@ -402,24 +194,10 @@
           <w:b/>
           <w:bCs/>
         </w:rPr>
-        <w:t xml:space="preserve">11. </w:t>
-      </w:r>
-      <w:r>
-        <w:t>The use case ends successfully.</w:t>
-      </w:r>
-    </w:p>
-    <w:p>
-      <w:pPr>
-        <w:pStyle w:val="Heading1"/>
-      </w:pPr>
-      <w:r>
-        <w:t>Alternate Flow</w:t>
-      </w:r>
-      <w:r>
-        <w:t>:</w:t>
-      </w:r>
-      <w:r>
-        <w:t xml:space="preserve"> Duplicate Vote Attempt (branches after step 7)</w:t>
+        <w:t xml:space="preserve">8. </w:t>
+      </w:r>
+      <w:r>
+        <w:t>The system records the vote, increments the project's vote count, and timestamps the transaction.</w:t>
       </w:r>
     </w:p>
     <w:p>
@@ -428,10 +206,10 @@
           <w:b/>
           <w:bCs/>
         </w:rPr>
-        <w:t xml:space="preserve">7a.1. </w:t>
-      </w:r>
-      <w:r>
-        <w:t>The system detects that this verified voter identity has already voted for the selected project.</w:t>
+        <w:t xml:space="preserve">9. </w:t>
+      </w:r>
+      <w:r>
+        <w:t>The system recalculates the combined leaderboard ranking (rubric scores + votes) in real time.</w:t>
       </w:r>
     </w:p>
     <w:p>
@@ -440,10 +218,67 @@
           <w:b/>
           <w:bCs/>
         </w:rPr>
+        <w:t xml:space="preserve">10. </w:t>
+      </w:r>
+      <w:r>
+        <w:t>The system displays a “Vote recorded” confirmation to the Voter along with the project's updated leaderboard position.</w:t>
+      </w:r>
+    </w:p>
+    <w:p>
+      <w:r>
+        <w:rPr>
+          <w:b/>
+          <w:bCs/>
+        </w:rPr>
+        <w:t xml:space="preserve">11. </w:t>
+      </w:r>
+      <w:r>
+        <w:t>The use case ends successfully.</w:t>
+      </w:r>
+    </w:p>
+    <w:p>
+      <w:pPr>
+        <w:pStyle w:val="Heading1"/>
+      </w:pPr>
+      <w:r>
+        <w:t>Alternate Flow: Duplicate Vote Attempt (branches after step 7)</w:t>
+      </w:r>
+    </w:p>
+    <w:p>
+      <w:r>
+        <w:rPr>
+          <w:b/>
+          <w:bCs/>
+        </w:rPr>
+        <w:t xml:space="preserve">7a.1. </w:t>
+      </w:r>
+      <w:r>
+        <w:t xml:space="preserve">The system detects that this verified voter identity has already voted for the selected </w:t>
+      </w:r>
+      <w:r>
+        <w:t>category</w:t>
+      </w:r>
+      <w:r>
+        <w:t>.</w:t>
+      </w:r>
+    </w:p>
+    <w:p>
+      <w:r>
+        <w:rPr>
+          <w:b/>
+          <w:bCs/>
+        </w:rPr>
+        <w:lastRenderedPageBreak/>
         <w:t xml:space="preserve">7a.2. </w:t>
       </w:r>
       <w:r>
-        <w:t>The system rejects the request and displays a “You have already voted for this project” message.</w:t>
+        <w:t xml:space="preserve">The system rejects the request and displays a “You have already </w:t>
+      </w:r>
+      <w:r>
+        <w:t>casted a vote for this category</w:t>
+      </w:r>
+      <w:r>
+        <w:t>” message.</w:t>
       </w:r>
     </w:p>
     <w:p>
@@ -1270,6 +1105,7 @@
   <w:style w:type="character" w:default="1" w:styleId="DefaultParagraphFont">
     <w:name w:val="Default Paragraph Font"/>
     <w:uiPriority w:val="1"/>
+    <w:semiHidden/>
     <w:unhideWhenUsed/>
   </w:style>
   <w:style w:type="table" w:default="1" w:styleId="TableNormal">
